--- a/files/02_Rivanta_VendorContract.docx
+++ b/files/02_Rivanta_VendorContract.docx
@@ -29,7 +29,7 @@
           <w:i w:val="0"/>
           <w:sz w:val="21"/>
         </w:rPr>
-        <w:t>Rivanta INSURANCE BERHAD (Company No. 199301008221) ("the Customer")</w:t>
+        <w:t>RIVANTA GENERAL INSURANCE BERHAD (Company No. 199301008221) ("the Customer")</w:t>
       </w:r>
     </w:p>
     <w:p>
